--- a/de/wisdom-stories/fathers-advice.docx
+++ b/de/wisdom-stories/fathers-advice.docx
@@ -40,7 +40,7 @@
         <w:rPr>
           <w:lang/>
         </w:rPr>
-        <w:t>Lass dich im Leben von gutem Urteilsvermögen leiten. Begegne Menschen aufmerksam, wähle deine Worte mit Bedacht und handle gerecht. Klugheit bedeutet, neben dem eigenen Vorteil auch die Rechte anderer zu sehen.</w:t>
+        <w:t>lass dich im Leben von gutem Urteilsvermögen leiten. Begegne Menschen aufmerksam, wähle deine Worte mit Bedacht und handle gerecht. Klugheit bedeutet, neben dem eigenen Vorteil auch die Rechte anderer zu sehen.</w:t>
       </w:r>
     </w:p>
     <w:p>
